--- a/Program_Plan.docx
+++ b/Program_Plan.docx
@@ -1608,7 +1608,7 @@
     </w:p>
     <w:p>
       <w:r>
-        <w:t xml:space="preserve">• Back to the Pack (the August kickoff) and other August/September details are TBA — confirm before publishing.</w:t>
+        <w:t xml:space="preserve">• Back to the Pack (the August kickoff) is already scheduled on the published calendar, with its date and venue; the pack-wide Bobcat meetings above run on the August–September Wednesdays that follow it.</w:t>
       </w:r>
     </w:p>
     <w:p>
